--- a/chapters/GTIchap1.docx
+++ b/chapters/GTIchap1.docx
@@ -121,7 +121,7 @@
           <w:szCs w:val="28"/>
           <w:rtl w:val="0"/>
         </w:rPr>
-        <w:t xml:space="preserve">A bare foot fell upon the grass, barely green in the maple glow of sunset. Dewdrops licked around her toes, ants scurried away far below. Someone spoke again, and it sounded so much like her own voice. The words were loose thoughts, an inner-dialogue falling up and down her mind as her white silks caught the wind. Mutters, whispers in which a concept might be interpreted, but nothing grasped.</w:t>
+        <w:t xml:space="preserve">A bare, white foot fell upon the grass, hardly green in the maple glow of sunset. Dewdrops licked around her toes, ants scurried away far below. Someone spoke again, and it sounded so much like her own voice. The words were loose thoughts, an inner-dialogue falling up and down her mind as her white silks caught the wind. Mutters, whispers in which a concept might be interpreted, but nothing grasped.</w:t>
       </w:r>
     </w:p>
     <w:p>

--- a/chapters/GTIchap1.docx
+++ b/chapters/GTIchap1.docx
@@ -293,7 +293,7 @@
           <w:szCs w:val="28"/>
           <w:rtl w:val="0"/>
         </w:rPr>
-        <w:t xml:space="preserve">She felt a panic begin to rise in her, the bubbling ground before her consuming the field, churning up arid dirt, black, sooted beams, rough stones that began to pierce her soles. She turned and ran, looking back to see the death bubbling up and flowing out. </w:t>
+        <w:t xml:space="preserve">She felt a panic begin to rise in her, the bubbling ground before her consuming the field, churning up arid dirt, black, sooted beams, rough stones that began to pierce her soles. She turned and ran, looking back to see the death clawing its way up and flowing out. </w:t>
       </w:r>
     </w:p>
     <w:p>
@@ -485,7 +485,7 @@
           <w:szCs w:val="28"/>
           <w:rtl w:val="0"/>
         </w:rPr>
-        <w:t xml:space="preserve"> destroy everything? Can’t you just leave it alone?” she cried out to the skies, falling back and feeling the touch of black and bubbled flesh, barely coating its bones, reaching through the bars to grasp her toes and ankles and calves. “Get off me!” she shouted, a desperation blossoming in her voice, it creaked and croaked as she kicked them away, looking down upon their twisted faces. </w:t>
+        <w:t xml:space="preserve"> destroy everything? Can’t you just leave it alone?” she cried out to the skies, falling back and feeling the touch of black and blistered flesh, barely coating its bones, reaching through the bars to grasp her toes and ankles and calves. “Get off me!” she shouted, a desperation blossoming in her voice, it creaked and croaked as she kicked them away, looking down upon their twisted faces. </w:t>
       </w:r>
     </w:p>
     <w:p>

--- a/chapters/GTIchap1.docx
+++ b/chapters/GTIchap1.docx
@@ -121,46 +121,46 @@
           <w:szCs w:val="28"/>
           <w:rtl w:val="0"/>
         </w:rPr>
-        <w:t xml:space="preserve">A bare, white foot fell upon the grass, hardly green in the maple glow of sunset. Dewdrops licked around her toes, ants scurried away far below. Someone spoke again, and it sounded so much like her own voice. The words were loose thoughts, an inner-dialogue falling up and down her mind as her white silks caught the wind. Mutters, whispers in which a concept might be interpreted, but nothing grasped.</w:t>
-      </w:r>
-    </w:p>
-    <w:p>
-      <w:pPr>
-        <w:rPr>
-          <w:rFonts w:ascii="Montserrat" w:cs="Montserrat" w:eastAsia="Montserrat" w:hAnsi="Montserrat"/>
-          <w:color w:val="ffffff"/>
-          <w:sz w:val="28"/>
-          <w:szCs w:val="28"/>
-        </w:rPr>
-      </w:pPr>
-      <w:r>
-        <w:rPr>
-          <w:rtl w:val="0"/>
-        </w:rPr>
-      </w:r>
-    </w:p>
-    <w:p>
-      <w:pPr>
-        <w:rPr>
-          <w:rFonts w:ascii="Montserrat" w:cs="Montserrat" w:eastAsia="Montserrat" w:hAnsi="Montserrat"/>
-          <w:i w:val="1"/>
-          <w:iCs w:val="1"/>
-          <w:color w:val="ffffff"/>
-          <w:sz w:val="28"/>
-          <w:szCs w:val="28"/>
-        </w:rPr>
-      </w:pPr>
-      <w:r>
-        <w:rPr>
-          <w:rFonts w:ascii="Montserrat" w:cs="Montserrat" w:eastAsia="Montserrat" w:hAnsi="Montserrat"/>
-          <w:i w:val="1"/>
-          <w:iCs w:val="1"/>
-          <w:color w:val="ffffff"/>
-          <w:sz w:val="28"/>
-          <w:szCs w:val="28"/>
-          <w:rtl w:val="0"/>
-        </w:rPr>
-        <w:t xml:space="preserve">Another entity, entirely apart from you, knowing, seeing, judging every intimate moment, every lapse of control. Everything for which you feel your shame. It is for the divine to look upon, that all might be punished by its sight.</w:t>
+        <w:t xml:space="preserve">A bare, pale foot fell upon the grass, the carpet of blades hardly green in the maple glow of sunset. Dewdrops licked around a young girl’s toes, ants scurried away far below. Someone spoke again, and it sounded so much like her own voice. The words were loose thoughts, an inner dialogue falling up and down her mind as the pearly silks on her back caught the wind, hair of the same shadeless silver flowing a tandem trail. Mutters, whispers in which a concept might be interpreted, but nothing grasped.</w:t>
+      </w:r>
+    </w:p>
+    <w:p>
+      <w:pPr>
+        <w:rPr>
+          <w:rFonts w:ascii="Montserrat" w:cs="Montserrat" w:eastAsia="Montserrat" w:hAnsi="Montserrat"/>
+          <w:color w:val="ffffff"/>
+          <w:sz w:val="28"/>
+          <w:szCs w:val="28"/>
+        </w:rPr>
+      </w:pPr>
+      <w:r>
+        <w:rPr>
+          <w:rtl w:val="0"/>
+        </w:rPr>
+      </w:r>
+    </w:p>
+    <w:p>
+      <w:pPr>
+        <w:rPr>
+          <w:rFonts w:ascii="Montserrat" w:cs="Montserrat" w:eastAsia="Montserrat" w:hAnsi="Montserrat"/>
+          <w:i w:val="1"/>
+          <w:iCs w:val="1"/>
+          <w:color w:val="ffffff"/>
+          <w:sz w:val="28"/>
+          <w:szCs w:val="28"/>
+        </w:rPr>
+      </w:pPr>
+      <w:r>
+        <w:rPr>
+          <w:rFonts w:ascii="Montserrat" w:cs="Montserrat" w:eastAsia="Montserrat" w:hAnsi="Montserrat"/>
+          <w:i w:val="1"/>
+          <w:iCs w:val="1"/>
+          <w:color w:val="ffffff"/>
+          <w:sz w:val="28"/>
+          <w:szCs w:val="28"/>
+          <w:rtl w:val="0"/>
+        </w:rPr>
+        <w:t xml:space="preserve">Another entity, entirely apart from you, knowing, seeing, judging every intimate moment, every lapse of control. Everything for which you know your shame. It is for the divine to look upon, that all might be punished by its sight.</w:t>
       </w:r>
     </w:p>
     <w:p>
@@ -217,7 +217,7 @@
           <w:szCs w:val="28"/>
           <w:rtl w:val="0"/>
         </w:rPr>
-        <w:t xml:space="preserve">to them. She stepped forward, but as her toes touched the ground, so too did the coat begin to peel away, an acid burning through the pigment around her. She stepped back with hurried taps of her feet, and the rot slowly followed.</w:t>
+        <w:t xml:space="preserve">to them. She stepped forward, but as her toes touched the ground, so too did the false blanket of peace begin to peel away, an acid burning through the pigment around her. She stepped back with hurried taps of her feet, and the rot slowly followed.</w:t>
       </w:r>
     </w:p>
     <w:p>
@@ -376,7 +376,7 @@
           <w:szCs w:val="28"/>
           <w:rtl w:val="0"/>
         </w:rPr>
-        <w:t xml:space="preserve">“No!” she screamed, stumbling on a ridge of ashen rocks emerging in her path, she could not outrun it, it tickled her heels. She looked down at the ground ahead as it was shaved away, the skin of grass and delicate white flowers falling away down great cracks opening in the earth. Tucked beneath, an endless stretch of cages, bone-coloured bars, no greater in height than caskets of the dead, each being shaken violently by the scorched hands of men within them. The cadence in the voice rose, and its pulsing against the thin flesh stretched across her eardrum began to ache, the malleus smashing against it with every syllable.</w:t>
+        <w:t xml:space="preserve">“No!” she screamed, stumbling on a ridge of ashen rocks emerging in her path, she could not outrun it. It tickled her heels. She looked down at the ground ahead as it was shaved down, the skin of grass and delicate white flowers cascading down great cracks opening in the earth. Tucked beneath, a stretch of cages reaching beyond sight, bone-coloured bars, no greater in height than caskets of the dead, each being shaken violently by the scorched hands of men within them. The cadence in the voice rose, and its pulsing against the thin flesh stretched across her eardrum began to ache, the intensity of the rippling sound hammering against it with every syllable.</w:t>
         <w:br w:type="textWrapping"/>
       </w:r>
     </w:p>
@@ -485,46 +485,46 @@
           <w:szCs w:val="28"/>
           <w:rtl w:val="0"/>
         </w:rPr>
-        <w:t xml:space="preserve"> destroy everything? Can’t you just leave it alone?” she cried out to the skies, falling back and feeling the touch of black and blistered flesh, barely coating its bones, reaching through the bars to grasp her toes and ankles and calves. “Get off me!” she shouted, a desperation blossoming in her voice, it creaked and croaked as she kicked them away, looking down upon their twisted faces. </w:t>
-      </w:r>
-    </w:p>
-    <w:p>
-      <w:pPr>
-        <w:rPr>
-          <w:rFonts w:ascii="Montserrat" w:cs="Montserrat" w:eastAsia="Montserrat" w:hAnsi="Montserrat"/>
-          <w:color w:val="ffffff"/>
-          <w:sz w:val="28"/>
-          <w:szCs w:val="28"/>
-        </w:rPr>
-      </w:pPr>
-      <w:r>
-        <w:rPr>
-          <w:rtl w:val="0"/>
-        </w:rPr>
-      </w:r>
-    </w:p>
-    <w:p>
-      <w:pPr>
-        <w:rPr>
-          <w:rFonts w:ascii="Montserrat" w:cs="Montserrat" w:eastAsia="Montserrat" w:hAnsi="Montserrat"/>
-          <w:i w:val="1"/>
-          <w:iCs w:val="1"/>
-          <w:color w:val="ffffff"/>
-          <w:sz w:val="28"/>
-          <w:szCs w:val="28"/>
-        </w:rPr>
-      </w:pPr>
-      <w:r>
-        <w:rPr>
-          <w:rFonts w:ascii="Montserrat" w:cs="Montserrat" w:eastAsia="Montserrat" w:hAnsi="Montserrat"/>
-          <w:i w:val="1"/>
-          <w:iCs w:val="1"/>
-          <w:color w:val="ffffff"/>
-          <w:sz w:val="28"/>
-          <w:szCs w:val="28"/>
-          <w:rtl w:val="0"/>
-        </w:rPr>
-        <w:t xml:space="preserve">We don’t feel the rolling hills of sorrow, a narrow path of joy woven through that we might tread it carefully and in doing so be fulfilled! Our suffering, it is a constant state. It is the overlapping woes of all the dead, all at once, there is never a singular moment of contentment. Only disappointment in the living, and ashes burning again and again… Gods beyond us, kill our souls and be done with it!</w:t>
+        <w:t xml:space="preserve"> destroy everything? Can’t you just leave it alone?” she cried out to the skies, stumbling back and blenching, breath held, as the touch of black and blistered flesh, barely coating its bones, reached through the bars to grasp her toes and ankles and calves. “Get off me!” she shouted, a desperation blossoming in her voice, so pitifully uttered as she kicked the hands away, looking down upon twisted faces in pity that could never be fulfilled.</w:t>
+      </w:r>
+    </w:p>
+    <w:p>
+      <w:pPr>
+        <w:rPr>
+          <w:rFonts w:ascii="Montserrat" w:cs="Montserrat" w:eastAsia="Montserrat" w:hAnsi="Montserrat"/>
+          <w:color w:val="ffffff"/>
+          <w:sz w:val="28"/>
+          <w:szCs w:val="28"/>
+        </w:rPr>
+      </w:pPr>
+      <w:r>
+        <w:rPr>
+          <w:rtl w:val="0"/>
+        </w:rPr>
+      </w:r>
+    </w:p>
+    <w:p>
+      <w:pPr>
+        <w:rPr>
+          <w:rFonts w:ascii="Montserrat" w:cs="Montserrat" w:eastAsia="Montserrat" w:hAnsi="Montserrat"/>
+          <w:i w:val="1"/>
+          <w:iCs w:val="1"/>
+          <w:color w:val="ffffff"/>
+          <w:sz w:val="28"/>
+          <w:szCs w:val="28"/>
+        </w:rPr>
+      </w:pPr>
+      <w:r>
+        <w:rPr>
+          <w:rFonts w:ascii="Montserrat" w:cs="Montserrat" w:eastAsia="Montserrat" w:hAnsi="Montserrat"/>
+          <w:i w:val="1"/>
+          <w:iCs w:val="1"/>
+          <w:color w:val="ffffff"/>
+          <w:sz w:val="28"/>
+          <w:szCs w:val="28"/>
+          <w:rtl w:val="0"/>
+        </w:rPr>
+        <w:t xml:space="preserve">We don’t experience the rolling hills of sorrow, a narrow path of joy woven through that we might tread it carefully and in doing so be fulfilled! Our suffering, it is a constant state. It is the overlapping woes of all the dead, all at once, there is never a singular moment of contentment. Only disappointment in the living, and ashes burning again and again… Gods beyond us, kill our souls and be done with it!</w:t>
       </w:r>
     </w:p>
     <w:p>
@@ -562,7 +562,7 @@
           <w:szCs w:val="28"/>
           <w:rtl w:val="0"/>
         </w:rPr>
-        <w:t xml:space="preserve">“I know…” she said, finally falling and feeling her dress, stained with soot, and her wrists and fingers, pulled down towards the ground, she closed her eyes and pushed out the salty water from their ducts. “I know it hurts, but I don’t know how to help you yet, please let me go so I can think about it," she pleaded, and the sky was dyed black with ink, drop by drop bleeding into the sunset’s hues. “I promise I’ll find a way to help you, and I'll come back. I promise!”</w:t>
+        <w:t xml:space="preserve">“I know…” she said, finally knocked down to touch her dress, stained with soot. Her wrists and fingers were pulled towards the ground, she closed her eyes and let out the salty water from their ducts. “I know it hurts, but I’m not ready to help you yet, please let me go so I can think about it," she pleaded, and the sky was dyed black with ink, drop by drop bleeding into the sunset’s hues. “I promise I’ll find a way to help you, and I'll come back. I promise!”</w:t>
       </w:r>
     </w:p>
     <w:p>
@@ -723,7 +723,7 @@
           <w:szCs w:val="28"/>
           <w:rtl w:val="0"/>
         </w:rPr>
-        <w:t xml:space="preserve">The fixtures, the bodies all, each held the reins of their master as though she would pull the planet behind her like a child’s balloon. </w:t>
+        <w:t xml:space="preserve">The fixtures, the bodies all, each held the reins of their master as though to pull the planet behind her like a child’s balloon. </w:t>
         <w:br w:type="textWrapping"/>
         <w:t xml:space="preserve">She herself, that being of light and wonder, was nude, and marble-white. Still, though, so alive in her subtle motion, locks of her hair pulled tight toward every point of the great dome of souls she trailed behind her. </w:t>
       </w:r>
@@ -809,7 +809,7 @@
           <w:szCs w:val="28"/>
           <w:rtl w:val="0"/>
         </w:rPr>
-        <w:t xml:space="preserve">To create only to destroy… it cannot be! The cruelty is unbearable, it is the work of the purest evil! Neglect! Those who care to willingly create suffering, at the very least, they are not oblivious to inflict it! Abandon, though, what an endless nightmare to behold from the eyes of its thrall!</w:t>
+        <w:t xml:space="preserve">To create only to destroy… it cannot be! The cruelty is unbearable, it is the work of the purest evil! Neglect! Those who care to willingly create suffering, at the very least, they are not oblivious to inflict it! Abandon, though, what a wakeless nightmare to behold from the eyes of its thrall!</w:t>
       </w:r>
     </w:p>
     <w:p>
@@ -868,7 +868,7 @@
           <w:szCs w:val="28"/>
           <w:rtl w:val="0"/>
         </w:rPr>
-        <w:t xml:space="preserve">The creature’s wet, red eyes stabbed into Cooke’s, and so she closed them tightly to obscure the construct from her view. </w:t>
+        <w:t xml:space="preserve">The creature’s wet, red eyes bore into Cooke’s own, mirroring their stare to the width of each atom. She closed her own pair tightly to obscure the construct of her doppelgänger from view. </w:t>
       </w:r>
     </w:p>
     <w:p>
@@ -947,7 +947,7 @@
           <w:szCs w:val="28"/>
           <w:rtl w:val="0"/>
         </w:rPr>
-        <w:t xml:space="preserve">“You’re not me," said Cookie. She grew maddened by the claim, and she cast her voice up to the Countenance. “I’m me. We sound the same, but we’re not the same!”</w:t>
+        <w:t xml:space="preserve">“You’re not me," said Cookie. She grew maddened by the claim, and she cast her voice up to the Countenance. “I’m me. We sound the same, and we look the same, but we’re not the same!”</w:t>
       </w:r>
       <w:r>
         <w:rPr>
@@ -983,7 +983,7 @@
           <w:szCs w:val="28"/>
           <w:rtl w:val="0"/>
         </w:rPr>
-        <w:t xml:space="preserve">Just tell us, all the dead, as we have awaited the knowledge across all of divine infinity, through every joy and every torment! We ask only one thing, even as we know that our nature forbids this knowledge, the curve shall endlessly forbid it! It will never be attained. It can not! </w:t>
+        <w:t xml:space="preserve">Just tell us, all the dead, as we have awaited the knowledge across all of divine infinity, through every joy and every torment! We ask only one thing, even as we know that our nature forbids this knowledge, the curve shall forever forbid it! It will never be attained. It cannot! </w:t>
       </w:r>
     </w:p>
     <w:p>
@@ -1411,7 +1411,7 @@
           <w:szCs w:val="28"/>
           <w:rtl w:val="0"/>
         </w:rPr>
-        <w:t xml:space="preserve"> said, but his fear was more aligned with a concern with her desire to face down some obligatory nightmare. “In any case, these dead you hear from, they are fragments, memories, </w:t>
+        <w:t xml:space="preserve"> said, but his fear was more aligned with a concern for her desire to face down some obligatory nightmare. “In any case, these dead you hear from, they are fragments, memories, </w:t>
       </w:r>
       <w:r>
         <w:rPr>
@@ -1576,7 +1576,7 @@
           <w:szCs w:val="28"/>
           <w:rtl w:val="0"/>
         </w:rPr>
-        <w:t xml:space="preserve">Silence became them, for a time. The car flew near-silently over the brick road, the wilderness winding around them in all directions. Cookie distracted herself, imagining the countless hours it had taken to place each slab on the ground, in its foundation no doubt just as carefully laid. How many bodies had given away a piece of their lifetime to this endless project, and for what? Was it their selflessness that drove them? She trained her eyes to the peak of an ice-dusted mountain moving by in the far distance, adjusting to the feeling of awakeness, and allowing her mind to quieten and be willed to the crafting of ideas. After a moment, she had constructed her thoughts. </w:t>
+        <w:t xml:space="preserve">Silence became them, for a time. The car flew near-silently over the brick road, the wilderness winding around them in all directions. Cookie distracted herself, imagining the countless hours it had taken to place each slab on the ground, in its foundation no doubt just as carefully laid. How many bodies had given away a piece of their lifetime to this endless project, and for what? Was it their selflessness that drove them forward? She trained her eyes to the peak of an ice-dusted mountain moving by in the far distance, adjusting to wakefulness, and allowing her mind to quieten and be willed to the crafting of ideas. After a moment, she had constructed her thoughts. </w:t>
       </w:r>
     </w:p>
     <w:p>
@@ -1703,7 +1703,7 @@
           <w:szCs w:val="28"/>
           <w:rtl w:val="0"/>
         </w:rPr>
-        <w:t xml:space="preserve">“How many people has she killed?” she asked, far from shyly.</w:t>
+        <w:t xml:space="preserve">“How many people has she killed?” she bluntly asked, as though the question was obvious.</w:t>
       </w:r>
     </w:p>
     <w:p>
@@ -1894,7 +1894,7 @@
           <w:szCs w:val="28"/>
           <w:rtl w:val="0"/>
         </w:rPr>
-        <w:t xml:space="preserve">“I’d like that. I just…” she wanted so strongly to tell him that the page he described, the one of familiarity’s joys, was blank. She saw it before her soul, that dreaded emptiness of a life devoid of fate, a ball falling endlessly with not even a wall to bounce off of, never mind a path of definition. “I dunno,” she sighed.</w:t>
+        <w:t xml:space="preserve">“I’d like that. I just…” she wanted so strongly to tell him that the page he described, the one of familiarity’s joys, was blank. She saw it before her soul, that dreaded emptiness of a life devoid of fate, a ball falling throughout all time with not even a wall to bounce off of, never mind a path of definition. “I dunno,” she sighed.</w:t>
       </w:r>
     </w:p>
     <w:p>
@@ -1935,7 +1935,7 @@
           <w:szCs w:val="28"/>
           <w:rtl w:val="0"/>
         </w:rPr>
-        <w:t xml:space="preserve">She could say nothing, she looked at the road ahead, and felt the tingle of adrenalin squeezing the musculature of her body before a single descriptive word entered her mind.</w:t>
+        <w:t xml:space="preserve">She could say nothing, she looked at the road ahead, and was emboldened by the tingle of adrenalin squeezing every nerve and muscle of her body into knots before a single useful word entered her mind, and even when it did, there was but one.</w:t>
       </w:r>
     </w:p>
     <w:p>

--- a/chapters/GTIchap1.docx
+++ b/chapters/GTIchap1.docx
@@ -121,7 +121,7 @@
           <w:szCs w:val="28"/>
           <w:rtl w:val="0"/>
         </w:rPr>
-        <w:t xml:space="preserve">A bare, pale foot fell upon the grass, the carpet of blades hardly green in the maple glow of sunset. Dewdrops licked around a young girl’s toes, ants scurried away far below. Someone spoke again, and it sounded so much like her own voice. The words were loose thoughts, an inner dialogue falling up and down her mind as the pearly silks on her back caught the wind, hair of the same shadeless silver flowing a tandem trail. Mutters, whispers in which a concept might be interpreted, but nothing grasped.</w:t>
+        <w:t xml:space="preserve">A bare, pale foot fell upon the grass, the carpet of blades hardly green in the glow of sunset. Dewdrops licked around a young girl’s toes, ants scurried away far below. Someone spoke again, and it sounded so much like her own voice. The words were loose thoughts, an inner dialogue falling up and down her mind as the pearly silks on her back caught the wind, hair of the same shadeless silver flowing a tandem trail. Mutters poured in and seeped out of contemplation, whispers in which a concept might be interpreted, but nothing grasped.</w:t>
       </w:r>
     </w:p>
     <w:p>
@@ -746,7 +746,7 @@
           <w:rtl w:val="0"/>
         </w:rPr>
         <w:tab/>
-        <w:t xml:space="preserve">“Cookie?” whispered a low tune in the back of her mind.</w:t>
+        <w:t xml:space="preserve">“Cookie?” whispered a low tune in the back of her dream.</w:t>
       </w:r>
     </w:p>
     <w:p>
@@ -1576,7 +1576,7 @@
           <w:szCs w:val="28"/>
           <w:rtl w:val="0"/>
         </w:rPr>
-        <w:t xml:space="preserve">Silence became them, for a time. The car flew near-silently over the brick road, the wilderness winding around them in all directions. Cookie distracted herself, imagining the countless hours it had taken to place each slab on the ground, in its foundation no doubt just as carefully laid. How many bodies had given away a piece of their lifetime to this endless project, and for what? Was it their selflessness that drove them forward? She trained her eyes to the peak of an ice-dusted mountain moving by in the far distance, adjusting to wakefulness, and allowing her mind to quieten and be willed to the crafting of ideas. After a moment, she had constructed her thoughts. </w:t>
+        <w:t xml:space="preserve">Silence became them, for a time. The car flew near-silently over the brick road, the wilderness winding around them in all directions. Cookie distracted herself, imagining the countless hours it had taken to place each slab on the ground, in its foundation no doubt just as carefully laid. How many bodies had given away a piece of their lifetime to this endless project, and for what? Was it their selflessness that drove them forward? She trained her eyes to the peak of an ice-dusted mountain moving by in the far distance, adjusting to wakefulness, and allowing her psyche to quieten and be willed to the crafting of ideas. After a moment, she had constructed her thoughts. </w:t>
       </w:r>
     </w:p>
     <w:p>
@@ -1935,7 +1935,7 @@
           <w:szCs w:val="28"/>
           <w:rtl w:val="0"/>
         </w:rPr>
-        <w:t xml:space="preserve">She could say nothing, she looked at the road ahead, and was emboldened by the tingle of adrenalin squeezing every nerve and muscle of her body into knots before a single useful word entered her mind, and even when it did, there was but one.</w:t>
+        <w:t xml:space="preserve">She could say nothing, she looked at the road ahead, and was emboldened by the tingle of adrenalin squeezing every nerve and muscle of her body into knots before a single useful word entered her trainwreck of thought, and even when it did, there was but one.</w:t>
       </w:r>
     </w:p>
     <w:p>

--- a/chapters/GTIchap1.docx
+++ b/chapters/GTIchap1.docx
@@ -655,7 +655,7 @@
           <w:szCs w:val="28"/>
           <w:rtl w:val="0"/>
         </w:rPr>
-        <w:t xml:space="preserve">Cookie opened her eyes, and she was no longer in the graveyard, no longer in the mobbish thrall of the hands. Rather, she was glued to the ground in some unidentifiable plane.</w:t>
+        <w:t xml:space="preserve">Cookie opened her eyes, and she was no longer in the graveyard, no longer in the mobbish clamouring of the hands. Rather, she was glued to the ground in some unidentifiable plane.</w:t>
         <w:br w:type="textWrapping"/>
       </w:r>
     </w:p>
@@ -1181,7 +1181,7 @@
           <w:szCs w:val="28"/>
           <w:rtl w:val="0"/>
         </w:rPr>
-        <w:t xml:space="preserve">With a breath so sharp it ached her teeth, she awoke to a late, low sun taking its leave of a sky moving overhead, and mountains passing beside her. “You were restless, are you alright?” asked a gentle voice, and Cooke turned to see her brother turning back to focus on the road ahead of his steer.</w:t>
+        <w:t xml:space="preserve">With a breath so sharp it ached her teeth, she awoke to a late, low sun taking its leave of a sky moving overhead, and mountains passing beside her. “You were restless, are you alright?” asked a gentle voice, and Cooke turned to see her brother’s eyes, glinting behind a pair of rounded spectacles, turning quickly back to focus on the road ahead of his steer.</w:t>
       </w:r>
     </w:p>
     <w:p>
@@ -1223,7 +1223,7 @@
           <w:szCs w:val="28"/>
           <w:rtl w:val="0"/>
         </w:rPr>
-        <w:t xml:space="preserve">“We’re still heading through the Godless lands, tail end, though, that’s Mount Dougal there blocking our sea view," he replied, pulling a napkin from his pocket and handing it over to her.</w:t>
+        <w:t xml:space="preserve">“We’re still heading through the Godless lands. We’re at the tail end, though, luckily. That’s Mount Dougal there blocking our sea view," he replied, pulling a napkin from his pocket and handing it over to her.</w:t>
       </w:r>
     </w:p>
     <w:p>
@@ -1307,7 +1307,7 @@
           <w:szCs w:val="28"/>
           <w:rtl w:val="0"/>
         </w:rPr>
-        <w:t xml:space="preserve">“I should have woken you sooner, I’m sorry, I ought to have realised you were having a nightmare," he said. “I just- it seemed like you needed the rest.”</w:t>
+        <w:t xml:space="preserve">“I should have woken you sooner, I’m sorry, I ought to have realised you were having a nightmare," he said, nervously tucking away locks of hair that had strayed from the plaits on the side of his head. “I just- it seemed like you needed the rest.”</w:t>
       </w:r>
     </w:p>
     <w:p>
@@ -1391,7 +1391,7 @@
           <w:szCs w:val="28"/>
           <w:rtl w:val="0"/>
         </w:rPr>
-        <w:t xml:space="preserve">“That would be unwise,” he said. “This entire province remains dark territory, and I suspect the Menyantic still keep an eye on Ferrier, as do the Diamondguard, the pair of them pointlessly locked in their cold war. It’s best not to get mixed up in any more complications. We’ll just pass through this few miles, and we’ll be done with it," </w:t>
+        <w:t xml:space="preserve">“That would be unwise,” he said, a white moustache on a young face twitching to deny her. “This entire province remains dark territory, and I suspect the Menyantic still keep an eye on Ferrier, as do the Diamondguard, the pair of them pointlessly locked in their cold war. It’s best not to get mixed up in any more complications. We’ll just pass through this few miles, and we’ll be done with it," </w:t>
       </w:r>
       <w:r>
         <w:rPr>
@@ -1576,7 +1576,7 @@
           <w:szCs w:val="28"/>
           <w:rtl w:val="0"/>
         </w:rPr>
-        <w:t xml:space="preserve">Silence became them, for a time. The car flew near-silently over the brick road, the wilderness winding around them in all directions. Cookie distracted herself, imagining the countless hours it had taken to place each slab on the ground, in its foundation no doubt just as carefully laid. How many bodies had given away a piece of their lifetime to this endless project, and for what? Was it their selflessness that drove them forward? She trained her eyes to the peak of an ice-dusted mountain moving by in the far distance, adjusting to wakefulness, and allowing her psyche to quieten and be willed to the crafting of ideas. After a moment, she had constructed her thoughts. </w:t>
+        <w:t xml:space="preserve">Silence became them, for a time. The car flew near-silently over the brick road, the wilderness winding around them in all directions. Cookie distracted herself, imagining the countless hours it had taken to place each slab on the ground, in its foundation no doubt just as carefully laid. How many bodies had given away a piece of their lifetime to this endless project, and for what? Was it their selflessness that drove them forward? She trained her eyes to the peak of an ice-dusted mountain moving by in the far distance, adjusting to wakefulness. The fields of yellow melon flowers sweeping across the landssape allowed her psyche to quieten and be willed to the crafting of ideas. After a moment, she had constructed her thoughts from the brightly coloured petals. </w:t>
       </w:r>
     </w:p>
     <w:p>
@@ -1597,7 +1597,7 @@
           <w:szCs w:val="28"/>
           <w:rtl w:val="0"/>
         </w:rPr>
-        <w:t xml:space="preserve">“I thought Glory was nice," she said, breaking the still air.</w:t>
+        <w:t xml:space="preserve">“I thought Glory was quite nice," she said, breaking the still air.</w:t>
       </w:r>
     </w:p>
     <w:p>
@@ -1662,7 +1662,7 @@
           <w:szCs w:val="28"/>
           <w:rtl w:val="0"/>
         </w:rPr>
-        <w:t xml:space="preserve">really represents. The New Dawn are agents of absolute chaos.”</w:t>
+        <w:t xml:space="preserve">really represents. The New Dawn are agents of absolute chaos, in truth.”</w:t>
       </w:r>
     </w:p>
     <w:p>
@@ -1766,7 +1766,7 @@
           <w:szCs w:val="28"/>
           <w:rtl w:val="0"/>
         </w:rPr>
-        <w:t xml:space="preserve">“Rebellion is a complex matter, it’s a reactionary process in which everything seems justifiable on both sides. </w:t>
+        <w:t xml:space="preserve">“I wouldn’t say that. Rebellion is a complex matter, it’s a reactionary process in which everything seems justifiable on both sides. </w:t>
       </w:r>
       <w:r>
         <w:rPr>
@@ -1812,27 +1812,49 @@
           <w:szCs w:val="28"/>
           <w:rtl w:val="0"/>
         </w:rPr>
-        <w:t xml:space="preserve">, as they say. Someone kills, someone exacts blood vengeance, it goes on this way until everyone forgets a time before it began,” he explained. “They are certain that they are liberators of the enslaved, and that they fight for freedom from tyranny for us all.”</w:t>
-      </w:r>
-    </w:p>
-    <w:p>
-      <w:pPr>
-        <w:rPr>
-          <w:rFonts w:ascii="Montserrat" w:cs="Montserrat" w:eastAsia="Montserrat" w:hAnsi="Montserrat"/>
-          <w:color w:val="ffffff"/>
-          <w:sz w:val="28"/>
-          <w:szCs w:val="28"/>
-        </w:rPr>
-      </w:pPr>
-      <w:r>
-        <w:rPr>
-          <w:rFonts w:ascii="Montserrat" w:cs="Montserrat" w:eastAsia="Montserrat" w:hAnsi="Montserrat"/>
-          <w:color w:val="ffffff"/>
-          <w:sz w:val="28"/>
-          <w:szCs w:val="28"/>
-          <w:rtl w:val="0"/>
-        </w:rPr>
-        <w:t xml:space="preserve">She turned back to the glass and the treasures falling away in the distance beyond it - trees of all shapes and sizes ravaged the landscape, reddish green leaves soaking up the lengthening rays and ever waiting for gusts from the north to scatter mountain snow across them.</w:t>
+        <w:t xml:space="preserve">, as they say. Someone kills, someone exacts blood vengeance, it goes on this way until everyone forgets a time before it began,” he explained. “The Dawn are certain that they are</w:t>
+      </w:r>
+      <w:r>
+        <w:rPr>
+          <w:rFonts w:ascii="Montserrat" w:cs="Montserrat" w:eastAsia="Montserrat" w:hAnsi="Montserrat"/>
+          <w:i w:val="1"/>
+          <w:iCs w:val="1"/>
+          <w:color w:val="ffffff"/>
+          <w:sz w:val="28"/>
+          <w:szCs w:val="28"/>
+          <w:rtl w:val="0"/>
+        </w:rPr>
+        <w:t xml:space="preserve"> liberators of the enslaved,</w:t>
+      </w:r>
+      <w:r>
+        <w:rPr>
+          <w:rFonts w:ascii="Montserrat" w:cs="Montserrat" w:eastAsia="Montserrat" w:hAnsi="Montserrat"/>
+          <w:color w:val="ffffff"/>
+          <w:sz w:val="28"/>
+          <w:szCs w:val="28"/>
+          <w:rtl w:val="0"/>
+        </w:rPr>
+        <w:t xml:space="preserve"> and that they fight for freedom from tyranny for us all. The Menyantic most probably see it their way, also, we seem quite alone in our atonement for the days of Esprich.”</w:t>
+      </w:r>
+    </w:p>
+    <w:p>
+      <w:pPr>
+        <w:rPr>
+          <w:rFonts w:ascii="Montserrat" w:cs="Montserrat" w:eastAsia="Montserrat" w:hAnsi="Montserrat"/>
+          <w:color w:val="ffffff"/>
+          <w:sz w:val="28"/>
+          <w:szCs w:val="28"/>
+        </w:rPr>
+      </w:pPr>
+      <w:r>
+        <w:rPr>
+          <w:rFonts w:ascii="Montserrat" w:cs="Montserrat" w:eastAsia="Montserrat" w:hAnsi="Montserrat"/>
+          <w:color w:val="ffffff"/>
+          <w:sz w:val="28"/>
+          <w:szCs w:val="28"/>
+          <w:rtl w:val="0"/>
+        </w:rPr>
+        <w:t xml:space="preserve">She turned from her verbose brother, back to the glass and the treasures falling away in the distance beyond it. Trees of all shapes and sizes ravaged the hills, reddish green leaves soaking up the lengthening rays and ever waiting for gusts from the north to scatter mountain snow across them on the day summer would come to its end.</w:t>
       </w:r>
     </w:p>
     <w:p>
@@ -1873,7 +1895,7 @@
           <w:szCs w:val="28"/>
           <w:rtl w:val="0"/>
         </w:rPr>
-        <w:t xml:space="preserve">. “We can get back into the house, reinvite Marcy, and Lenny! Won’t it be nice to have them back! We’ll restock the pantry, of course... Then, maybe we can do some boardwork, it’ll be just like the old days.” </w:t>
+        <w:t xml:space="preserve">, the slight curls of his fringe bouncing around with him. “We can get back into the house, reinvite Marcy, and Lenny! Won’t it be nice to have them back! We’ll restock the pantry, of course... Then, maybe we can do some boardwork, it’ll be just like the old days.” </w:t>
       </w:r>
     </w:p>
     <w:p>
